--- a/Collatio/16/1. Textos/1. Marcados/16-I.docx
+++ b/Collatio/16/1. Textos/1. Marcados/16-I.docx
@@ -1,30 +1,49 @@
 
 <file path=word/document.xml><?xml version="1.0" encoding="utf-8"?>
-<w:document xmlns:wpc="http://schemas.microsoft.com/office/word/2010/wordprocessingCanvas" xmlns:cx="http://schemas.microsoft.com/office/drawing/2014/chartex" xmlns:cx1="http://schemas.microsoft.com/office/drawing/2015/9/8/chartex" xmlns:cx2="http://schemas.microsoft.com/office/drawing/2015/10/21/chartex" xmlns:cx3="http://schemas.microsoft.com/office/drawing/2016/5/9/chartex" xmlns:cx4="http://schemas.microsoft.com/office/drawing/2016/5/10/chartex" xmlns:cx5="http://schemas.microsoft.com/office/drawing/2016/5/11/chartex" xmlns:cx6="http://schemas.microsoft.com/office/drawing/2016/5/12/chartex" xmlns:cx7="http://schemas.microsoft.com/office/drawing/2016/5/13/chartex" xmlns:cx8="http://schemas.microsoft.com/office/drawing/2016/5/14/chartex" xmlns:mc="http://schemas.openxmlformats.org/markup-compatibility/2006" xmlns:aink="http://schemas.microsoft.com/office/drawing/2016/ink" xmlns:am3d="http://schemas.microsoft.com/office/drawing/2017/model3d" xmlns:o="urn:schemas-microsoft-com:office:office" xmlns:oel="http://schemas.microsoft.com/office/2019/extlst" xmlns:r="http://schemas.openxmlformats.org/officeDocument/2006/relationships" xmlns:m="http://schemas.openxmlformats.org/officeDocument/2006/math" xmlns:v="urn:schemas-microsoft-com:vml" xmlns:wp14="http://schemas.microsoft.com/office/word/2010/wordprocessingDrawing" xmlns:wp="http://schemas.openxmlformats.org/drawingml/2006/wordprocessingDrawing" xmlns:w10="urn:schemas-microsoft-com:office:word" xmlns:w="http://schemas.openxmlformats.org/wordprocessingml/2006/main" xmlns:w14="http://schemas.microsoft.com/office/word/2010/wordml" xmlns:w15="http://schemas.microsoft.com/office/word/2012/wordml" xmlns:w16cex="http://schemas.microsoft.com/office/word/2018/wordml/cex" xmlns:w16cid="http://schemas.microsoft.com/office/word/2016/wordml/cid" xmlns:w16="http://schemas.microsoft.com/office/word/2018/wordml" xmlns:w16sdtdh="http://schemas.microsoft.com/office/word/2020/wordml/sdtdatahash" xmlns:w16se="http://schemas.microsoft.com/office/word/2015/wordml/symex" xmlns:wpg="http://schemas.microsoft.com/office/word/2010/wordprocessingGroup" xmlns:wpi="http://schemas.microsoft.com/office/word/2010/wordprocessingInk" xmlns:wne="http://schemas.microsoft.com/office/word/2006/wordml" xmlns:wps="http://schemas.microsoft.com/office/word/2010/wordprocessingShape" mc:Ignorable="w14 w15 w16se w16cid w16 w16cex w16sdtdh wp14">
+<w:document xmlns:wpc="http://schemas.microsoft.com/office/word/2010/wordprocessingCanvas" xmlns:cx="http://schemas.microsoft.com/office/drawing/2014/chartex" xmlns:cx1="http://schemas.microsoft.com/office/drawing/2015/9/8/chartex" xmlns:cx2="http://schemas.microsoft.com/office/drawing/2015/10/21/chartex" xmlns:cx3="http://schemas.microsoft.com/office/drawing/2016/5/9/chartex" xmlns:cx4="http://schemas.microsoft.com/office/drawing/2016/5/10/chartex" xmlns:cx5="http://schemas.microsoft.com/office/drawing/2016/5/11/chartex" xmlns:cx6="http://schemas.microsoft.com/office/drawing/2016/5/12/chartex" xmlns:cx7="http://schemas.microsoft.com/office/drawing/2016/5/13/chartex" xmlns:cx8="http://schemas.microsoft.com/office/drawing/2016/5/14/chartex" xmlns:mc="http://schemas.openxmlformats.org/markup-compatibility/2006" xmlns:aink="http://schemas.microsoft.com/office/drawing/2016/ink" xmlns:am3d="http://schemas.microsoft.com/office/drawing/2017/model3d" xmlns:o="urn:schemas-microsoft-com:office:office" xmlns:oel="http://schemas.microsoft.com/office/2019/extlst" xmlns:r="http://schemas.openxmlformats.org/officeDocument/2006/relationships" xmlns:m="http://schemas.openxmlformats.org/officeDocument/2006/math" xmlns:v="urn:schemas-microsoft-com:vml" xmlns:wp14="http://schemas.microsoft.com/office/word/2010/wordprocessingDrawing" xmlns:wp="http://schemas.openxmlformats.org/drawingml/2006/wordprocessingDrawing" xmlns:w10="urn:schemas-microsoft-com:office:word" xmlns:w="http://schemas.openxmlformats.org/wordprocessingml/2006/main" xmlns:w14="http://schemas.microsoft.com/office/word/2010/wordml" xmlns:w15="http://schemas.microsoft.com/office/word/2012/wordml" xmlns:w16cex="http://schemas.microsoft.com/office/word/2018/wordml/cex" xmlns:w16cid="http://schemas.microsoft.com/office/word/2016/wordml/cid" xmlns:w16="http://schemas.microsoft.com/office/word/2018/wordml" xmlns:w16du="http://schemas.microsoft.com/office/word/2023/wordml/word16du" xmlns:w16sdtdh="http://schemas.microsoft.com/office/word/2020/wordml/sdtdatahash" xmlns:w16sdtfl="http://schemas.microsoft.com/office/word/2024/wordml/sdtformatlock" xmlns:w16se="http://schemas.microsoft.com/office/word/2015/wordml/symex" xmlns:wpg="http://schemas.microsoft.com/office/word/2010/wordprocessingGroup" xmlns:wpi="http://schemas.microsoft.com/office/word/2010/wordprocessingInk" xmlns:wne="http://schemas.microsoft.com/office/word/2006/wordml" xmlns:wps="http://schemas.microsoft.com/office/word/2010/wordprocessingShape" mc:Ignorable="w14 w15 w16se w16cid w16 w16cex w16sdtdh w16sdtfl w16du wp14">
   <w:body>
     <w:p>
+      <w:pPr>
+        <w:rPr>
+          <w:rFonts w:ascii="Brill" w:hAnsi="Brill"/>
+        </w:rPr>
+      </w:pPr>
       <w:r>
         <w:rPr>
+          <w:rFonts w:ascii="Brill" w:hAnsi="Brill"/>
           <w:color w:val="FF0000"/>
         </w:rPr>
         <w:t xml:space="preserve">38v </w:t>
       </w:r>
       <w:r>
+        <w:rPr>
+          <w:rFonts w:ascii="Brill" w:hAnsi="Brill"/>
+        </w:rPr>
         <w:t xml:space="preserve">Pregunto el diciplo al maestro dime por que razon quiso el nuestro señor ser de hedad de treinta y dos años quando priso muerte en la cruz e non de mas nin de menos % respondio el maestro e dixo sepas que tres maneras son de hedades por que pasan los ombres del mundo % la primera es que niñez e esta hedad se cuenta desque el ombre nace fasta quinze años o diez e seis % la segunda es mancevia e esta hedad se cuenta desde los diez e seis años fasta los </w:t>
       </w:r>
       <w:r>
         <w:rPr>
+          <w:rFonts w:ascii="Brill" w:hAnsi="Brill"/>
           <w:color w:val="FF0000"/>
         </w:rPr>
         <w:t xml:space="preserve">39r </w:t>
       </w:r>
       <w:r>
+        <w:rPr>
+          <w:rFonts w:ascii="Brill" w:hAnsi="Brill"/>
+        </w:rPr>
         <w:t xml:space="preserve">treinta % E la tercera es ombre cumplido e esta hedad se </w:t>
       </w:r>
       <w:r>
+        <w:rPr>
+          <w:rFonts w:ascii="Brill" w:hAnsi="Brill"/>
+        </w:rPr>
         <w:t>c</w:t>
       </w:r>
       <w:r>
+        <w:rPr>
+          <w:rFonts w:ascii="Brill" w:hAnsi="Brill"/>
+        </w:rPr>
         <w:t>uenta desde los treinta años adelante E dende alli se va yendo a la vejez % E el pecado de Adam atañia en estas tres hedades. que todos logravan por ello niños e mancebos e ombres complidos E por eso quiso el nuestro señor tomar muerte en hedad de treinta e dos años por razon que esta hedad hera cumplida en todas tres como te agora dire % la hedad de niñez cumplida por que paso con ella la mancebia por que se cumplio alli do se acabaron los treinta años E aquellos dos años que son de mas de los treinta lieva de la otra hedad de ser ombre acabado.</w:t>
       </w:r>
     </w:p>
@@ -39,7 +58,7 @@
 </file>
 
 <file path=word/styles.xml><?xml version="1.0" encoding="utf-8"?>
-<w:styles xmlns:mc="http://schemas.openxmlformats.org/markup-compatibility/2006" xmlns:r="http://schemas.openxmlformats.org/officeDocument/2006/relationships" xmlns:w="http://schemas.openxmlformats.org/wordprocessingml/2006/main" xmlns:w14="http://schemas.microsoft.com/office/word/2010/wordml" xmlns:w15="http://schemas.microsoft.com/office/word/2012/wordml" xmlns:w16cex="http://schemas.microsoft.com/office/word/2018/wordml/cex" xmlns:w16cid="http://schemas.microsoft.com/office/word/2016/wordml/cid" xmlns:w16="http://schemas.microsoft.com/office/word/2018/wordml" xmlns:w16sdtdh="http://schemas.microsoft.com/office/word/2020/wordml/sdtdatahash" xmlns:w16se="http://schemas.microsoft.com/office/word/2015/wordml/symex" mc:Ignorable="w14 w15 w16se w16cid w16 w16cex w16sdtdh">
+<w:styles xmlns:mc="http://schemas.openxmlformats.org/markup-compatibility/2006" xmlns:r="http://schemas.openxmlformats.org/officeDocument/2006/relationships" xmlns:w="http://schemas.openxmlformats.org/wordprocessingml/2006/main" xmlns:w14="http://schemas.microsoft.com/office/word/2010/wordml" xmlns:w15="http://schemas.microsoft.com/office/word/2012/wordml" xmlns:w16cex="http://schemas.microsoft.com/office/word/2018/wordml/cex" xmlns:w16cid="http://schemas.microsoft.com/office/word/2016/wordml/cid" xmlns:w16="http://schemas.microsoft.com/office/word/2018/wordml" xmlns:w16du="http://schemas.microsoft.com/office/word/2023/wordml/word16du" xmlns:w16sdtdh="http://schemas.microsoft.com/office/word/2020/wordml/sdtdatahash" xmlns:w16sdtfl="http://schemas.microsoft.com/office/word/2024/wordml/sdtformatlock" xmlns:w16se="http://schemas.microsoft.com/office/word/2015/wordml/symex" mc:Ignorable="w14 w15 w16se w16cid w16 w16cex w16sdtdh w16sdtfl w16du">
   <w:docDefaults>
     <w:rPrDefault>
       <w:rPr>
